--- a/COSAS A HACER EN DAD2 - PRÁCTICA entrega 1.docx
+++ b/COSAS A HACER EN DAD2 - PRÁCTICA entrega 1.docx
@@ -1,38 +1,85 @@
 
 <file path=word/document.xml><?xml version="1.0" encoding="utf-8"?>
-<w:document xmlns:o="urn:schemas-microsoft-com:office:office" xmlns:r="http://schemas.openxmlformats.org/officeDocument/2006/relationships" xmlns:v="urn:schemas-microsoft-com:vml" xmlns:w="http://schemas.openxmlformats.org/wordprocessingml/2006/main" xmlns:w10="urn:schemas-microsoft-com:office:word" xmlns:wp="http://schemas.openxmlformats.org/drawingml/2006/wordprocessingDrawing" xmlns:wps="http://schemas.microsoft.com/office/word/2010/wordprocessingShape" xmlns:wpg="http://schemas.microsoft.com/office/word/2010/wordprocessingGroup" xmlns:mc="http://schemas.openxmlformats.org/markup-compatibility/2006" xmlns:wp14="http://schemas.microsoft.com/office/word/2010/wordprocessingDrawing" xmlns:w14="http://schemas.microsoft.com/office/word/2010/wordml" xmlns:w15="http://schemas.microsoft.com/office/word/2012/wordml" mc:Ignorable="w14 wp14 w15">
+<w:document xmlns:wpc="http://schemas.microsoft.com/office/word/2010/wordprocessingCanvas" xmlns:cx="http://schemas.microsoft.com/office/drawing/2014/chartex" xmlns:cx1="http://schemas.microsoft.com/office/drawing/2015/9/8/chartex" xmlns:cx2="http://schemas.microsoft.com/office/drawing/2015/10/21/chartex" xmlns:cx3="http://schemas.microsoft.com/office/drawing/2016/5/9/chartex" xmlns:cx4="http://schemas.microsoft.com/office/drawing/2016/5/10/chartex" xmlns:cx5="http://schemas.microsoft.com/office/drawing/2016/5/11/chartex" xmlns:cx6="http://schemas.microsoft.com/office/drawing/2016/5/12/chartex" xmlns:cx7="http://schemas.microsoft.com/office/drawing/2016/5/13/chartex" xmlns:cx8="http://schemas.microsoft.com/office/drawing/2016/5/14/chartex" xmlns:mc="http://schemas.openxmlformats.org/markup-compatibility/2006" xmlns:aink="http://schemas.microsoft.com/office/drawing/2016/ink" xmlns:am3d="http://schemas.microsoft.com/office/drawing/2017/model3d" xmlns:o="urn:schemas-microsoft-com:office:office" xmlns:oel="http://schemas.microsoft.com/office/2019/extlst" xmlns:r="http://schemas.openxmlformats.org/officeDocument/2006/relationships" xmlns:m="http://schemas.openxmlformats.org/officeDocument/2006/math" xmlns:v="urn:schemas-microsoft-com:vml" xmlns:wp14="http://schemas.microsoft.com/office/word/2010/wordprocessingDrawing" xmlns:wp="http://schemas.openxmlformats.org/drawingml/2006/wordprocessingDrawing" xmlns:w10="urn:schemas-microsoft-com:office:word" xmlns:w="http://schemas.openxmlformats.org/wordprocessingml/2006/main" xmlns:w14="http://schemas.microsoft.com/office/word/2010/wordml" xmlns:w15="http://schemas.microsoft.com/office/word/2012/wordml" xmlns:w16cex="http://schemas.microsoft.com/office/word/2018/wordml/cex" xmlns:w16cid="http://schemas.microsoft.com/office/word/2016/wordml/cid" xmlns:w16="http://schemas.microsoft.com/office/word/2018/wordml" xmlns:w16du="http://schemas.microsoft.com/office/word/2023/wordml/word16du" xmlns:w16sdtdh="http://schemas.microsoft.com/office/word/2020/wordml/sdtdatahash" xmlns:w16sdtfl="http://schemas.microsoft.com/office/word/2024/wordml/sdtformatlock" xmlns:w16se="http://schemas.microsoft.com/office/word/2015/wordml/symex" xmlns:wpg="http://schemas.microsoft.com/office/word/2010/wordprocessingGroup" xmlns:wpi="http://schemas.microsoft.com/office/word/2010/wordprocessingInk" xmlns:wne="http://schemas.microsoft.com/office/word/2006/wordml" xmlns:wps="http://schemas.microsoft.com/office/word/2010/wordprocessingShape" mc:Ignorable="w14 w15 w16se w16cid w16 w16cex w16sdtdh w16sdtfl w16du wp14">
   <w:body>
     <w:p>
-      <w:pPr>
-        <w:pStyle w:val="Normal"/>
-        <w:rPr/>
-      </w:pPr>
-      <w:r>
-        <w:rPr/>
+      <w:r>
+        <w:t xml:space="preserve">🟢= realizado </w:t>
+      </w:r>
+    </w:p>
+    <w:p>
+      <w:r>
+        <w:t>🔴= no realizado</w:t>
+      </w:r>
+    </w:p>
+    <w:p>
+      <w:pPr>
+        <w:numPr>
+          <w:ilvl w:val="0"/>
+          <w:numId w:val="1"/>
+        </w:numPr>
+        <w:rPr>
+          <w:b/>
+          <w:bCs/>
+        </w:rPr>
+      </w:pPr>
+      <w:r>
+        <w:rPr>
+          <w:b/>
+          <w:bCs/>
+        </w:rPr>
+        <w:t xml:space="preserve">HACER CLASES BASE: </w:t>
+      </w:r>
+      <w:r>
         <w:t>🟢</w:t>
       </w:r>
-      <w:r>
-        <w:rPr/>
-        <w:t xml:space="preserve">= realizado </w:t>
-      </w:r>
-    </w:p>
-    <w:p>
-      <w:pPr>
-        <w:pStyle w:val="Normal"/>
-        <w:rPr/>
-      </w:pPr>
-      <w:r>
-        <w:rPr/>
-        <w:t>🔴</w:t>
-      </w:r>
-      <w:r>
-        <w:rPr/>
-        <w:t>= no realizado</w:t>
-      </w:r>
-    </w:p>
-    <w:p>
-      <w:pPr>
-        <w:pStyle w:val="Normal"/>
+    </w:p>
+    <w:p>
+      <w:pPr>
+        <w:numPr>
+          <w:ilvl w:val="1"/>
+          <w:numId w:val="1"/>
+        </w:numPr>
+      </w:pPr>
+      <w:r>
+        <w:t>Titulaciones 🟢</w:t>
+      </w:r>
+    </w:p>
+    <w:p>
+      <w:pPr>
+        <w:numPr>
+          <w:ilvl w:val="1"/>
+          <w:numId w:val="1"/>
+        </w:numPr>
+      </w:pPr>
+      <w:r>
+        <w:t>Usuarios 🟢</w:t>
+      </w:r>
+    </w:p>
+    <w:p>
+      <w:pPr>
+        <w:numPr>
+          <w:ilvl w:val="2"/>
+          <w:numId w:val="1"/>
+        </w:numPr>
+      </w:pPr>
+      <w:r>
+        <w:t>Alumnos 🟢</w:t>
+      </w:r>
+    </w:p>
+    <w:p>
+      <w:pPr>
+        <w:numPr>
+          <w:ilvl w:val="2"/>
+          <w:numId w:val="1"/>
+        </w:numPr>
+      </w:pPr>
+      <w:r>
+        <w:t>Profesores (no aún)</w:t>
+      </w:r>
+    </w:p>
+    <w:p>
+      <w:pPr>
         <w:numPr>
           <w:ilvl w:val="0"/>
           <w:numId w:val="1"/>
@@ -47,72 +94,36 @@
           <w:b/>
           <w:bCs/>
         </w:rPr>
-        <w:t xml:space="preserve">HACER CLASES BASE: </w:t>
-      </w:r>
-      <w:r>
-        <w:rPr/>
+        <w:t xml:space="preserve">HACER CARPETAS: </w:t>
+      </w:r>
+      <w:r>
         <w:t>🟢</w:t>
       </w:r>
     </w:p>
     <w:p>
       <w:pPr>
-        <w:pStyle w:val="Normal"/>
-        <w:numPr>
-          <w:ilvl w:val="1"/>
-          <w:numId w:val="1"/>
-        </w:numPr>
-        <w:rPr/>
-      </w:pPr>
-      <w:r>
-        <w:rPr/>
-        <w:t>Titulaciones 🟢</w:t>
-      </w:r>
-    </w:p>
-    <w:p>
-      <w:pPr>
-        <w:pStyle w:val="Normal"/>
-        <w:numPr>
-          <w:ilvl w:val="1"/>
-          <w:numId w:val="1"/>
-        </w:numPr>
-        <w:rPr/>
-      </w:pPr>
-      <w:r>
-        <w:rPr/>
-        <w:t>Usuarios 🟢</w:t>
-      </w:r>
-    </w:p>
-    <w:p>
-      <w:pPr>
-        <w:pStyle w:val="Normal"/>
-        <w:numPr>
-          <w:ilvl w:val="2"/>
-          <w:numId w:val="1"/>
-        </w:numPr>
-        <w:rPr/>
-      </w:pPr>
-      <w:r>
-        <w:rPr/>
-        <w:t>Alumnos 🟢</w:t>
-      </w:r>
-    </w:p>
-    <w:p>
-      <w:pPr>
-        <w:pStyle w:val="Normal"/>
-        <w:numPr>
-          <w:ilvl w:val="2"/>
-          <w:numId w:val="1"/>
-        </w:numPr>
-        <w:rPr/>
-      </w:pPr>
-      <w:r>
-        <w:rPr/>
-        <w:t>Profesores (no aún)</w:t>
-      </w:r>
-    </w:p>
-    <w:p>
-      <w:pPr>
-        <w:pStyle w:val="Normal"/>
+        <w:numPr>
+          <w:ilvl w:val="1"/>
+          <w:numId w:val="1"/>
+        </w:numPr>
+      </w:pPr>
+      <w:r>
+        <w:t>CRUD → gestión de titulaciones. 🟢</w:t>
+      </w:r>
+    </w:p>
+    <w:p>
+      <w:pPr>
+        <w:numPr>
+          <w:ilvl w:val="1"/>
+          <w:numId w:val="1"/>
+        </w:numPr>
+      </w:pPr>
+      <w:r>
+        <w:t>SECURED → gestión de alumnos. 🟢</w:t>
+      </w:r>
+    </w:p>
+    <w:p>
+      <w:pPr>
         <w:numPr>
           <w:ilvl w:val="0"/>
           <w:numId w:val="1"/>
@@ -127,44 +138,645 @@
           <w:b/>
           <w:bCs/>
         </w:rPr>
-        <w:t xml:space="preserve">HACER CARPETAS: </w:t>
-      </w:r>
-      <w:r>
-        <w:rPr/>
+        <w:t>HACER FILTROS🟢</w:t>
+      </w:r>
+    </w:p>
+    <w:p>
+      <w:pPr>
+        <w:numPr>
+          <w:ilvl w:val="1"/>
+          <w:numId w:val="1"/>
+        </w:numPr>
+      </w:pPr>
+      <w:proofErr w:type="spellStart"/>
+      <w:r>
+        <w:t>FilterLogin</w:t>
+      </w:r>
+      <w:proofErr w:type="spellEnd"/>
+      <w:r>
+        <w:t xml:space="preserve"> → nadie pasa en CRUD ni SECURED si no está </w:t>
+      </w:r>
+      <w:proofErr w:type="spellStart"/>
+      <w:proofErr w:type="gramStart"/>
+      <w:r>
+        <w:t>logueado</w:t>
+      </w:r>
+      <w:proofErr w:type="spellEnd"/>
+      <w:r>
+        <w:t>.🟢</w:t>
+      </w:r>
+      <w:proofErr w:type="gramEnd"/>
+    </w:p>
+    <w:p>
+      <w:pPr>
+        <w:numPr>
+          <w:ilvl w:val="1"/>
+          <w:numId w:val="1"/>
+        </w:numPr>
+      </w:pPr>
+      <w:proofErr w:type="spellStart"/>
+      <w:r>
+        <w:t>FilterAdmin</w:t>
+      </w:r>
+      <w:proofErr w:type="spellEnd"/>
+      <w:r>
+        <w:t xml:space="preserve"> → nadie pasa en SECURED si no es </w:t>
+      </w:r>
+      <w:proofErr w:type="spellStart"/>
+      <w:r>
+        <w:t>admin</w:t>
+      </w:r>
+      <w:proofErr w:type="spellEnd"/>
+      <w:r>
+        <w:t xml:space="preserve">. 🟢 </w:t>
+      </w:r>
+    </w:p>
+    <w:p>
+      <w:pPr>
+        <w:numPr>
+          <w:ilvl w:val="0"/>
+          <w:numId w:val="1"/>
+        </w:numPr>
+        <w:rPr>
+          <w:b/>
+          <w:bCs/>
+        </w:rPr>
+      </w:pPr>
+      <w:r>
+        <w:rPr>
+          <w:b/>
+          <w:bCs/>
+        </w:rPr>
+        <w:t>INICIALIZAR HASHTABLES EN UN LISTENER (</w:t>
+      </w:r>
+      <w:proofErr w:type="spellStart"/>
+      <w:r>
+        <w:rPr>
+          <w:b/>
+          <w:bCs/>
+        </w:rPr>
+        <w:t>InitializeContexts</w:t>
+      </w:r>
+      <w:proofErr w:type="spellEnd"/>
+      <w:r>
+        <w:rPr>
+          <w:b/>
+          <w:bCs/>
+        </w:rPr>
+        <w:t>):</w:t>
+      </w:r>
+      <w:r>
+        <w:t xml:space="preserve"> 🟢</w:t>
+      </w:r>
+    </w:p>
+    <w:p>
+      <w:pPr>
+        <w:numPr>
+          <w:ilvl w:val="1"/>
+          <w:numId w:val="1"/>
+        </w:numPr>
+      </w:pPr>
+      <w:proofErr w:type="spellStart"/>
+      <w:r>
+        <w:t>Hashtable</w:t>
+      </w:r>
+      <w:proofErr w:type="spellEnd"/>
+      <w:r>
+        <w:t xml:space="preserve"> &lt;String, Usuario&gt; usuarios 🟢</w:t>
+      </w:r>
+    </w:p>
+    <w:p>
+      <w:pPr>
+        <w:numPr>
+          <w:ilvl w:val="1"/>
+          <w:numId w:val="1"/>
+        </w:numPr>
+      </w:pPr>
+      <w:proofErr w:type="spellStart"/>
+      <w:r>
+        <w:t>Hashtable</w:t>
+      </w:r>
+      <w:proofErr w:type="spellEnd"/>
+      <w:r>
+        <w:t xml:space="preserve"> &lt;String, </w:t>
+      </w:r>
+      <w:proofErr w:type="spellStart"/>
+      <w:r>
+        <w:t>Titulacion</w:t>
+      </w:r>
+      <w:proofErr w:type="spellEnd"/>
+      <w:r>
+        <w:t>&gt; titulaciones. 🟢</w:t>
+      </w:r>
+    </w:p>
+    <w:p>
+      <w:pPr>
+        <w:numPr>
+          <w:ilvl w:val="0"/>
+          <w:numId w:val="1"/>
+        </w:numPr>
+      </w:pPr>
+      <w:r>
+        <w:rPr>
+          <w:b/>
+          <w:bCs/>
+        </w:rPr>
+        <w:t xml:space="preserve">REALIZAR LOGIN Y </w:t>
+      </w:r>
+      <w:proofErr w:type="gramStart"/>
+      <w:r>
+        <w:rPr>
+          <w:b/>
+          <w:bCs/>
+        </w:rPr>
+        <w:t>REGISTRY</w:t>
+      </w:r>
+      <w:r>
+        <w:t>:🟢</w:t>
+      </w:r>
+      <w:proofErr w:type="gramEnd"/>
+    </w:p>
+    <w:p>
+      <w:pPr>
+        <w:numPr>
+          <w:ilvl w:val="1"/>
+          <w:numId w:val="1"/>
+        </w:numPr>
+      </w:pPr>
+      <w:proofErr w:type="spellStart"/>
+      <w:r>
+        <w:t>ServletLogin</w:t>
+      </w:r>
+      <w:proofErr w:type="spellEnd"/>
+      <w:r>
+        <w:t xml:space="preserve"> → mira que las credenciales están </w:t>
+      </w:r>
+      <w:proofErr w:type="gramStart"/>
+      <w:r>
+        <w:t>bien.🟢</w:t>
+      </w:r>
+      <w:proofErr w:type="gramEnd"/>
+    </w:p>
+    <w:p>
+      <w:pPr>
+        <w:numPr>
+          <w:ilvl w:val="1"/>
+          <w:numId w:val="1"/>
+        </w:numPr>
+      </w:pPr>
+      <w:proofErr w:type="spellStart"/>
+      <w:r>
+        <w:t>RegistryLogin</w:t>
+      </w:r>
+      <w:proofErr w:type="spellEnd"/>
+      <w:r>
+        <w:t xml:space="preserve"> → </w:t>
+      </w:r>
+      <w:proofErr w:type="spellStart"/>
+      <w:r>
+        <w:t>ingesa</w:t>
+      </w:r>
+      <w:proofErr w:type="spellEnd"/>
+      <w:r>
+        <w:t xml:space="preserve"> nuevo usuario en el </w:t>
+      </w:r>
+      <w:proofErr w:type="spellStart"/>
+      <w:r>
+        <w:t>hashtable</w:t>
+      </w:r>
+      <w:proofErr w:type="spellEnd"/>
+      <w:r>
+        <w:t xml:space="preserve"> “</w:t>
+      </w:r>
+      <w:proofErr w:type="gramStart"/>
+      <w:r>
+        <w:t>usuarios”🟢</w:t>
+      </w:r>
+      <w:proofErr w:type="gramEnd"/>
+    </w:p>
+    <w:p>
+      <w:pPr>
+        <w:numPr>
+          <w:ilvl w:val="1"/>
+          <w:numId w:val="1"/>
+        </w:numPr>
+      </w:pPr>
+      <w:proofErr w:type="spellStart"/>
+      <w:r>
+        <w:t>login.jsp</w:t>
+      </w:r>
+      <w:proofErr w:type="spellEnd"/>
+      <w:r>
+        <w:t xml:space="preserve"> → formulario de </w:t>
+      </w:r>
+      <w:proofErr w:type="spellStart"/>
+      <w:proofErr w:type="gramStart"/>
+      <w:r>
+        <w:t>logueo</w:t>
+      </w:r>
+      <w:proofErr w:type="spellEnd"/>
+      <w:r>
+        <w:t>.🟢</w:t>
+      </w:r>
+      <w:proofErr w:type="gramEnd"/>
+    </w:p>
+    <w:p>
+      <w:pPr>
+        <w:numPr>
+          <w:ilvl w:val="1"/>
+          <w:numId w:val="1"/>
+        </w:numPr>
+      </w:pPr>
+      <w:proofErr w:type="spellStart"/>
+      <w:r>
+        <w:t>registry.jsp</w:t>
+      </w:r>
+      <w:proofErr w:type="spellEnd"/>
+      <w:r>
+        <w:t xml:space="preserve"> → formulario de </w:t>
+      </w:r>
+      <w:proofErr w:type="gramStart"/>
+      <w:r>
+        <w:t>registro.🟢</w:t>
+      </w:r>
+      <w:proofErr w:type="gramEnd"/>
+    </w:p>
+    <w:p>
+      <w:pPr>
+        <w:numPr>
+          <w:ilvl w:val="0"/>
+          <w:numId w:val="1"/>
+        </w:numPr>
+        <w:rPr>
+          <w:b/>
+          <w:bCs/>
+        </w:rPr>
+      </w:pPr>
+      <w:r>
+        <w:rPr>
+          <w:b/>
+          <w:bCs/>
+        </w:rPr>
+        <w:t>HACER ESTRUCTURA MVC:</w:t>
+      </w:r>
+      <w:r>
+        <w:rPr>
+          <w:b/>
+          <w:bCs/>
+        </w:rPr>
+        <w:t xml:space="preserve"> </w:t>
+      </w:r>
+      <w:r>
+        <w:rPr>
+          <w:b/>
+          <w:bCs/>
+        </w:rPr>
         <w:t>🟢</w:t>
       </w:r>
     </w:p>
     <w:p>
       <w:pPr>
-        <w:pStyle w:val="Normal"/>
-        <w:numPr>
-          <w:ilvl w:val="1"/>
-          <w:numId w:val="1"/>
-        </w:numPr>
-        <w:rPr/>
-      </w:pPr>
-      <w:r>
-        <w:rPr/>
-        <w:t>CRUD → gestión de titulaciones. 🟢</w:t>
-      </w:r>
-    </w:p>
-    <w:p>
-      <w:pPr>
-        <w:pStyle w:val="Normal"/>
-        <w:numPr>
-          <w:ilvl w:val="1"/>
-          <w:numId w:val="1"/>
-        </w:numPr>
-        <w:rPr/>
-      </w:pPr>
-      <w:r>
-        <w:rPr/>
-        <w:t>SECURED → gestión de alumnos. 🟢</w:t>
-      </w:r>
-    </w:p>
-    <w:p>
-      <w:pPr>
-        <w:pStyle w:val="Normal"/>
+        <w:numPr>
+          <w:ilvl w:val="1"/>
+          <w:numId w:val="1"/>
+        </w:numPr>
+      </w:pPr>
+      <w:r>
+        <w:t xml:space="preserve">Control → </w:t>
+      </w:r>
+      <w:proofErr w:type="spellStart"/>
+      <w:r>
+        <w:t>servlet</w:t>
+      </w:r>
+      <w:proofErr w:type="spellEnd"/>
+      <w:r>
+        <w:t xml:space="preserve"> que controla las acciones a realizar.</w:t>
+      </w:r>
+      <w:r>
+        <w:rPr>
+          <w:b/>
+          <w:bCs/>
+        </w:rPr>
+        <w:t xml:space="preserve"> </w:t>
+      </w:r>
+      <w:r>
+        <w:rPr>
+          <w:b/>
+          <w:bCs/>
+        </w:rPr>
+        <w:t>🟢</w:t>
+      </w:r>
+    </w:p>
+    <w:p>
+      <w:pPr>
+        <w:numPr>
+          <w:ilvl w:val="1"/>
+          <w:numId w:val="1"/>
+        </w:numPr>
+      </w:pPr>
+      <w:proofErr w:type="spellStart"/>
+      <w:r>
+        <w:t>Action</w:t>
+      </w:r>
+      <w:proofErr w:type="spellEnd"/>
+      <w:r>
+        <w:t xml:space="preserve"> → clase abstracta que realizará acciones según sus hijos.</w:t>
+      </w:r>
+      <w:r>
+        <w:rPr>
+          <w:b/>
+          <w:bCs/>
+        </w:rPr>
+        <w:t xml:space="preserve"> </w:t>
+      </w:r>
+      <w:r>
+        <w:rPr>
+          <w:b/>
+          <w:bCs/>
+        </w:rPr>
+        <w:t>🟢</w:t>
+      </w:r>
+    </w:p>
+    <w:p>
+      <w:pPr>
+        <w:numPr>
+          <w:ilvl w:val="1"/>
+          <w:numId w:val="1"/>
+        </w:numPr>
+      </w:pPr>
+      <w:proofErr w:type="spellStart"/>
+      <w:r>
+        <w:t>DatasAdd</w:t>
+      </w:r>
+      <w:proofErr w:type="spellEnd"/>
+      <w:r>
+        <w:t xml:space="preserve"> → clase hija de </w:t>
+      </w:r>
+      <w:proofErr w:type="spellStart"/>
+      <w:r>
+        <w:t>Action</w:t>
+      </w:r>
+      <w:proofErr w:type="spellEnd"/>
+      <w:r>
+        <w:t xml:space="preserve"> que añadirá datos (solo usuarios si es administrador).</w:t>
+      </w:r>
+      <w:r>
+        <w:rPr>
+          <w:b/>
+          <w:bCs/>
+        </w:rPr>
+        <w:t xml:space="preserve"> </w:t>
+      </w:r>
+      <w:r>
+        <w:rPr>
+          <w:b/>
+          <w:bCs/>
+        </w:rPr>
+        <w:t>🟢</w:t>
+      </w:r>
+    </w:p>
+    <w:p>
+      <w:pPr>
+        <w:numPr>
+          <w:ilvl w:val="1"/>
+          <w:numId w:val="1"/>
+        </w:numPr>
+      </w:pPr>
+      <w:proofErr w:type="spellStart"/>
+      <w:r>
+        <w:t>DatasModify</w:t>
+      </w:r>
+      <w:proofErr w:type="spellEnd"/>
+      <w:r>
+        <w:t xml:space="preserve"> → clase hija de </w:t>
+      </w:r>
+      <w:proofErr w:type="spellStart"/>
+      <w:r>
+        <w:t>Action</w:t>
+      </w:r>
+      <w:proofErr w:type="spellEnd"/>
+      <w:r>
+        <w:t xml:space="preserve"> que modificará datos (solo usuarios si es administrador).</w:t>
+      </w:r>
+      <w:r>
+        <w:rPr>
+          <w:b/>
+          <w:bCs/>
+        </w:rPr>
+        <w:t xml:space="preserve"> </w:t>
+      </w:r>
+      <w:r>
+        <w:rPr>
+          <w:b/>
+          <w:bCs/>
+        </w:rPr>
+        <w:t>🟢</w:t>
+      </w:r>
+    </w:p>
+    <w:p>
+      <w:pPr>
+        <w:numPr>
+          <w:ilvl w:val="1"/>
+          <w:numId w:val="1"/>
+        </w:numPr>
+      </w:pPr>
+      <w:proofErr w:type="spellStart"/>
+      <w:r>
+        <w:t>DatasRemove</w:t>
+      </w:r>
+      <w:proofErr w:type="spellEnd"/>
+      <w:r>
+        <w:t xml:space="preserve"> → clase hija que </w:t>
+      </w:r>
+      <w:proofErr w:type="spellStart"/>
+      <w:r>
+        <w:t>Action</w:t>
+      </w:r>
+      <w:proofErr w:type="spellEnd"/>
+      <w:r>
+        <w:t xml:space="preserve"> que eliminará datos (solo usuarios si es administrador).</w:t>
+      </w:r>
+      <w:r>
+        <w:t xml:space="preserve"> </w:t>
+      </w:r>
+      <w:r>
+        <w:rPr>
+          <w:b/>
+          <w:bCs/>
+        </w:rPr>
+        <w:t>🟢</w:t>
+      </w:r>
+    </w:p>
+    <w:p>
+      <w:pPr>
+        <w:numPr>
+          <w:ilvl w:val="1"/>
+          <w:numId w:val="1"/>
+        </w:numPr>
+      </w:pPr>
+      <w:proofErr w:type="spellStart"/>
+      <w:r>
+        <w:t>crud</w:t>
+      </w:r>
+      <w:proofErr w:type="spellEnd"/>
+      <w:r>
+        <w:t>/</w:t>
+      </w:r>
+      <w:proofErr w:type="spellStart"/>
+      <w:r>
+        <w:t>index.jsp</w:t>
+      </w:r>
+      <w:proofErr w:type="spellEnd"/>
+      <w:r>
+        <w:t xml:space="preserve"> → formulario para añadir una titulación nueva y muestra las titulaciones con las opciones de modificar y eliminar.</w:t>
+      </w:r>
+      <w:r>
+        <w:rPr>
+          <w:b/>
+          <w:bCs/>
+        </w:rPr>
+        <w:t xml:space="preserve"> </w:t>
+      </w:r>
+      <w:r>
+        <w:rPr>
+          <w:b/>
+          <w:bCs/>
+        </w:rPr>
+        <w:t>🟢</w:t>
+      </w:r>
+    </w:p>
+    <w:p>
+      <w:pPr>
+        <w:numPr>
+          <w:ilvl w:val="1"/>
+          <w:numId w:val="1"/>
+        </w:numPr>
+      </w:pPr>
+      <w:proofErr w:type="spellStart"/>
+      <w:r>
+        <w:t>crud</w:t>
+      </w:r>
+      <w:proofErr w:type="spellEnd"/>
+      <w:r>
+        <w:t>/</w:t>
+      </w:r>
+      <w:proofErr w:type="spellStart"/>
+      <w:r>
+        <w:t>modify.jsp</w:t>
+      </w:r>
+      <w:proofErr w:type="spellEnd"/>
+      <w:r>
+        <w:t xml:space="preserve"> → formulario para modificar una titulación cuando es seleccionada la opción.</w:t>
+      </w:r>
+      <w:r>
+        <w:rPr>
+          <w:b/>
+          <w:bCs/>
+        </w:rPr>
+        <w:t xml:space="preserve"> </w:t>
+      </w:r>
+      <w:r>
+        <w:rPr>
+          <w:b/>
+          <w:bCs/>
+        </w:rPr>
+        <w:t>🟢</w:t>
+      </w:r>
+    </w:p>
+    <w:p>
+      <w:pPr>
+        <w:numPr>
+          <w:ilvl w:val="1"/>
+          <w:numId w:val="1"/>
+        </w:numPr>
+      </w:pPr>
+      <w:proofErr w:type="spellStart"/>
+      <w:r>
+        <w:t>crud</w:t>
+      </w:r>
+      <w:proofErr w:type="spellEnd"/>
+      <w:r>
+        <w:t>/</w:t>
+      </w:r>
+      <w:proofErr w:type="spellStart"/>
+      <w:r>
+        <w:t>secured</w:t>
+      </w:r>
+      <w:proofErr w:type="spellEnd"/>
+      <w:r>
+        <w:t>/</w:t>
+      </w:r>
+      <w:proofErr w:type="spellStart"/>
+      <w:r>
+        <w:t>adminIndex.jsp</w:t>
+      </w:r>
+      <w:proofErr w:type="spellEnd"/>
+      <w:r>
+        <w:t xml:space="preserve"> → formulario para añadir un usuario nuevo y muestra los usuarios con las opciones de modificar y eliminar.</w:t>
+      </w:r>
+      <w:r>
+        <w:rPr>
+          <w:b/>
+          <w:bCs/>
+        </w:rPr>
+        <w:t xml:space="preserve"> </w:t>
+      </w:r>
+      <w:r>
+        <w:rPr>
+          <w:b/>
+          <w:bCs/>
+        </w:rPr>
+        <w:t>:🟢</w:t>
+      </w:r>
+    </w:p>
+    <w:p>
+      <w:pPr>
+        <w:numPr>
+          <w:ilvl w:val="1"/>
+          <w:numId w:val="1"/>
+        </w:numPr>
+      </w:pPr>
+      <w:proofErr w:type="spellStart"/>
+      <w:r>
+        <w:t>crud</w:t>
+      </w:r>
+      <w:proofErr w:type="spellEnd"/>
+      <w:r>
+        <w:t>/</w:t>
+      </w:r>
+      <w:proofErr w:type="spellStart"/>
+      <w:r>
+        <w:t>secured</w:t>
+      </w:r>
+      <w:proofErr w:type="spellEnd"/>
+      <w:r>
+        <w:t>/</w:t>
+      </w:r>
+      <w:proofErr w:type="spellStart"/>
+      <w:r>
+        <w:t>modify.jsp</w:t>
+      </w:r>
+      <w:proofErr w:type="spellEnd"/>
+      <w:r>
+        <w:t xml:space="preserve"> → formulario para modificar un usuario cuando es seleccionada la opción.</w:t>
+      </w:r>
+      <w:r>
+        <w:rPr>
+          <w:b/>
+          <w:bCs/>
+        </w:rPr>
+        <w:t xml:space="preserve"> </w:t>
+      </w:r>
+      <w:r>
+        <w:rPr>
+          <w:b/>
+          <w:bCs/>
+        </w:rPr>
+        <w:t>:🟢</w:t>
+      </w:r>
+    </w:p>
+    <w:p>
+      <w:pPr>
         <w:numPr>
           <w:ilvl w:val="0"/>
           <w:numId w:val="1"/>
@@ -179,40 +791,90 @@
           <w:b/>
           <w:bCs/>
         </w:rPr>
-        <w:t>HACER FILTROS🟢</w:t>
-      </w:r>
-    </w:p>
-    <w:p>
-      <w:pPr>
-        <w:pStyle w:val="Normal"/>
-        <w:numPr>
-          <w:ilvl w:val="1"/>
-          <w:numId w:val="1"/>
-        </w:numPr>
-        <w:rPr/>
-      </w:pPr>
-      <w:r>
-        <w:rPr/>
-        <w:t>FilterLogin → nadie pasa en CRUD ni SECURED si no está logueado.🟢</w:t>
-      </w:r>
-    </w:p>
-    <w:p>
-      <w:pPr>
-        <w:pStyle w:val="Normal"/>
-        <w:numPr>
-          <w:ilvl w:val="1"/>
-          <w:numId w:val="1"/>
-        </w:numPr>
-        <w:rPr/>
-      </w:pPr>
-      <w:r>
-        <w:rPr/>
-        <w:t xml:space="preserve">FilterAdmin → nadie pasa en SECURED si no es admin. 🟢 </w:t>
-      </w:r>
-    </w:p>
-    <w:p>
-      <w:pPr>
-        <w:pStyle w:val="Normal"/>
+        <w:t xml:space="preserve">HACER ETIQUETAS PARA MOSTRAR </w:t>
+      </w:r>
+      <w:proofErr w:type="gramStart"/>
+      <w:r>
+        <w:rPr>
+          <w:b/>
+          <w:bCs/>
+        </w:rPr>
+        <w:t>LISTAS:🟢</w:t>
+      </w:r>
+      <w:proofErr w:type="gramEnd"/>
+    </w:p>
+    <w:p>
+      <w:pPr>
+        <w:numPr>
+          <w:ilvl w:val="1"/>
+          <w:numId w:val="1"/>
+        </w:numPr>
+      </w:pPr>
+      <w:proofErr w:type="spellStart"/>
+      <w:r>
+        <w:t>ListTitu</w:t>
+      </w:r>
+      <w:proofErr w:type="spellEnd"/>
+      <w:r>
+        <w:t xml:space="preserve"> → etiqueta para mostrar titulaciones (&lt;dad</w:t>
+      </w:r>
+      <w:proofErr w:type="gramStart"/>
+      <w:r>
+        <w:t>2:list</w:t>
+      </w:r>
+      <w:r>
+        <w:t>t</w:t>
+      </w:r>
+      <w:r>
+        <w:t>itu</w:t>
+      </w:r>
+      <w:proofErr w:type="gramEnd"/>
+      <w:r>
+        <w:t>/</w:t>
+      </w:r>
+      <w:proofErr w:type="gramStart"/>
+      <w:r>
+        <w:t>&gt;)🟢</w:t>
+      </w:r>
+      <w:proofErr w:type="gramEnd"/>
+    </w:p>
+    <w:p>
+      <w:pPr>
+        <w:numPr>
+          <w:ilvl w:val="1"/>
+          <w:numId w:val="1"/>
+        </w:numPr>
+      </w:pPr>
+      <w:proofErr w:type="spellStart"/>
+      <w:r>
+        <w:t>ListUsers</w:t>
+      </w:r>
+      <w:proofErr w:type="spellEnd"/>
+      <w:r>
+        <w:t xml:space="preserve"> → etiqueta para mostrar usuarios (&lt;dad</w:t>
+      </w:r>
+      <w:proofErr w:type="gramStart"/>
+      <w:r>
+        <w:t>2:list</w:t>
+      </w:r>
+      <w:r>
+        <w:t>u</w:t>
+      </w:r>
+      <w:r>
+        <w:t>sers</w:t>
+      </w:r>
+      <w:proofErr w:type="gramEnd"/>
+      <w:r>
+        <w:t>/</w:t>
+      </w:r>
+      <w:proofErr w:type="gramStart"/>
+      <w:r>
+        <w:t>&gt;)🟢</w:t>
+      </w:r>
+      <w:proofErr w:type="gramEnd"/>
+    </w:p>
+    <w:p>
+      <w:pPr>
         <w:numPr>
           <w:ilvl w:val="0"/>
           <w:numId w:val="1"/>
@@ -227,370 +889,147 @@
           <w:b/>
           <w:bCs/>
         </w:rPr>
-        <w:t>INICIALIZAR HASHTABLES EN UN LISTENER (InitializeContexts):</w:t>
-      </w:r>
-      <w:r>
-        <w:rPr/>
-        <w:t xml:space="preserve"> 🟢</w:t>
-      </w:r>
-    </w:p>
-    <w:p>
-      <w:pPr>
-        <w:pStyle w:val="Normal"/>
-        <w:numPr>
-          <w:ilvl w:val="1"/>
-          <w:numId w:val="1"/>
-        </w:numPr>
-        <w:rPr/>
-      </w:pPr>
-      <w:r>
-        <w:rPr/>
-        <w:t>Hashtable &lt;String, Usuario&gt; usuarios 🟢</w:t>
-      </w:r>
-    </w:p>
-    <w:p>
-      <w:pPr>
-        <w:pStyle w:val="Normal"/>
-        <w:numPr>
-          <w:ilvl w:val="1"/>
-          <w:numId w:val="1"/>
-        </w:numPr>
-        <w:rPr/>
-      </w:pPr>
-      <w:r>
-        <w:rPr/>
-        <w:t>Hashtable &lt;String, Titulacion&gt; titulaciones. 🟢</w:t>
-      </w:r>
-    </w:p>
-    <w:p>
-      <w:pPr>
-        <w:pStyle w:val="Normal"/>
-        <w:numPr>
-          <w:ilvl w:val="0"/>
-          <w:numId w:val="1"/>
-        </w:numPr>
-        <w:rPr/>
-      </w:pPr>
-      <w:r>
-        <w:rPr>
-          <w:b/>
-          <w:bCs/>
-        </w:rPr>
-        <w:t>REALIZAR LOGIN Y REGISTRY</w:t>
-      </w:r>
-      <w:r>
-        <w:rPr/>
-        <w:t>:🟢</w:t>
-      </w:r>
-    </w:p>
-    <w:p>
-      <w:pPr>
-        <w:pStyle w:val="Normal"/>
-        <w:numPr>
-          <w:ilvl w:val="1"/>
-          <w:numId w:val="1"/>
-        </w:numPr>
-        <w:rPr/>
-      </w:pPr>
-      <w:r>
-        <w:rPr/>
-        <w:t>ServletLogin → mira que las credenciales están bien.🟢</w:t>
-      </w:r>
-    </w:p>
-    <w:p>
-      <w:pPr>
-        <w:pStyle w:val="Normal"/>
-        <w:numPr>
-          <w:ilvl w:val="1"/>
-          <w:numId w:val="1"/>
-        </w:numPr>
-        <w:rPr/>
-      </w:pPr>
-      <w:r>
-        <w:rPr/>
-        <w:t>RegistryLogin → ingesa nuevo usuario en el hashtable “usuarios”🟢</w:t>
-      </w:r>
-    </w:p>
-    <w:p>
-      <w:pPr>
-        <w:pStyle w:val="Normal"/>
-        <w:numPr>
-          <w:ilvl w:val="1"/>
-          <w:numId w:val="1"/>
-        </w:numPr>
-        <w:rPr/>
-      </w:pPr>
-      <w:r>
-        <w:rPr/>
-        <w:t>login.jsp → formulario de logueo.🟢</w:t>
-      </w:r>
-    </w:p>
-    <w:p>
-      <w:pPr>
-        <w:pStyle w:val="Normal"/>
-        <w:numPr>
-          <w:ilvl w:val="1"/>
-          <w:numId w:val="1"/>
-        </w:numPr>
-        <w:rPr/>
-      </w:pPr>
-      <w:r>
-        <w:rPr/>
-        <w:t>registry.jsp → formulario de registro.🟢</w:t>
-      </w:r>
-    </w:p>
-    <w:p>
-      <w:pPr>
-        <w:pStyle w:val="Normal"/>
-        <w:numPr>
-          <w:ilvl w:val="0"/>
-          <w:numId w:val="1"/>
-        </w:numPr>
-        <w:rPr>
-          <w:b/>
-          <w:bCs/>
-        </w:rPr>
-      </w:pPr>
-      <w:r>
-        <w:rPr>
-          <w:b/>
-          <w:bCs/>
-        </w:rPr>
-        <w:t>HACER ESTRUCTURA MVC:</w:t>
-      </w:r>
-      <w:r>
-        <w:rPr/>
-        <w:t>🔴</w:t>
-      </w:r>
-    </w:p>
-    <w:p>
-      <w:pPr>
-        <w:pStyle w:val="Normal"/>
-        <w:numPr>
-          <w:ilvl w:val="1"/>
-          <w:numId w:val="1"/>
-        </w:numPr>
-        <w:rPr/>
-      </w:pPr>
-      <w:r>
-        <w:rPr/>
-        <w:t>Control → servlet que controla las acciones a realizar.🔴</w:t>
-      </w:r>
-    </w:p>
-    <w:p>
-      <w:pPr>
-        <w:pStyle w:val="Normal"/>
-        <w:numPr>
-          <w:ilvl w:val="1"/>
-          <w:numId w:val="1"/>
-        </w:numPr>
-        <w:rPr/>
-      </w:pPr>
-      <w:r>
-        <w:rPr/>
-        <w:t>Action → clase abstracta que realizará acciones según sus hijos.🔴</w:t>
-      </w:r>
-    </w:p>
-    <w:p>
-      <w:pPr>
-        <w:pStyle w:val="Normal"/>
-        <w:numPr>
-          <w:ilvl w:val="1"/>
-          <w:numId w:val="1"/>
-        </w:numPr>
-        <w:rPr/>
-      </w:pPr>
-      <w:r>
-        <w:rPr/>
-        <w:t>DatasAdd → clase hija de Action que añadirá datos (solo usuarios si es administrador).🔴</w:t>
-      </w:r>
-    </w:p>
-    <w:p>
-      <w:pPr>
-        <w:pStyle w:val="Normal"/>
-        <w:numPr>
-          <w:ilvl w:val="1"/>
-          <w:numId w:val="1"/>
-        </w:numPr>
-        <w:rPr/>
-      </w:pPr>
-      <w:r>
-        <w:rPr/>
-        <w:t>DatasModify → clase hija de Action que modificará datos (solo usuarios si es administrador).🔴</w:t>
-      </w:r>
-    </w:p>
-    <w:p>
-      <w:pPr>
-        <w:pStyle w:val="Normal"/>
-        <w:numPr>
-          <w:ilvl w:val="1"/>
-          <w:numId w:val="1"/>
-        </w:numPr>
-        <w:rPr/>
-      </w:pPr>
-      <w:r>
-        <w:rPr/>
-        <w:t>DatasRemove → clase hija que Action que eliminará datos (solo usuarios si es administrador).🔴</w:t>
-      </w:r>
-    </w:p>
-    <w:p>
-      <w:pPr>
-        <w:pStyle w:val="Normal"/>
-        <w:numPr>
-          <w:ilvl w:val="1"/>
-          <w:numId w:val="1"/>
-        </w:numPr>
-        <w:rPr/>
-      </w:pPr>
-      <w:r>
-        <w:rPr/>
-        <w:t>crud/index.jsp → formulario para añadir una titulación nueva y muestra las titulaciones con las opciones de modificar y eliminar.🔴</w:t>
-      </w:r>
-    </w:p>
-    <w:p>
-      <w:pPr>
-        <w:pStyle w:val="Normal"/>
-        <w:numPr>
-          <w:ilvl w:val="1"/>
-          <w:numId w:val="1"/>
-        </w:numPr>
-        <w:rPr/>
-      </w:pPr>
-      <w:r>
-        <w:rPr/>
-        <w:t>crud/modify.jsp → formulario para modificar una titulación cuando es seleccionada la opción.🔴</w:t>
-      </w:r>
-    </w:p>
-    <w:p>
-      <w:pPr>
-        <w:pStyle w:val="Normal"/>
-        <w:numPr>
-          <w:ilvl w:val="1"/>
-          <w:numId w:val="1"/>
-        </w:numPr>
-        <w:rPr/>
-      </w:pPr>
-      <w:r>
-        <w:rPr/>
-        <w:t>crud/secured/adminIndex.jsp → formulario para añadir un usuario nuevo y muestra los usuarios con las opciones de modificar y eliminar.🔴</w:t>
-      </w:r>
-    </w:p>
-    <w:p>
-      <w:pPr>
-        <w:pStyle w:val="Normal"/>
-        <w:numPr>
-          <w:ilvl w:val="1"/>
-          <w:numId w:val="1"/>
-        </w:numPr>
-        <w:rPr/>
-      </w:pPr>
-      <w:r>
-        <w:rPr/>
-        <w:t>crud/secured/modify.jsp → formulario para modificar un usuario cuando es seleccionada la opción.🔴</w:t>
-      </w:r>
-    </w:p>
-    <w:p>
-      <w:pPr>
-        <w:pStyle w:val="Normal"/>
-        <w:numPr>
-          <w:ilvl w:val="0"/>
-          <w:numId w:val="1"/>
-        </w:numPr>
-        <w:rPr>
-          <w:b/>
-          <w:bCs/>
-        </w:rPr>
-      </w:pPr>
-      <w:r>
-        <w:rPr>
-          <w:b/>
-          <w:bCs/>
-        </w:rPr>
-        <w:t>HACER ETIQUETAS PARA MOSTRAR LISTAS:🟢</w:t>
-      </w:r>
-    </w:p>
-    <w:p>
-      <w:pPr>
-        <w:pStyle w:val="Normal"/>
-        <w:numPr>
-          <w:ilvl w:val="1"/>
-          <w:numId w:val="1"/>
-        </w:numPr>
-        <w:rPr/>
-      </w:pPr>
-      <w:r>
-        <w:rPr/>
-        <w:t>ListTitu → etiqueta para mostrar titulaciones (&lt;dad2:listTitu/&gt;)🟢</w:t>
-      </w:r>
-    </w:p>
-    <w:p>
-      <w:pPr>
-        <w:pStyle w:val="Normal"/>
-        <w:numPr>
-          <w:ilvl w:val="1"/>
-          <w:numId w:val="1"/>
-        </w:numPr>
-        <w:rPr/>
-      </w:pPr>
-      <w:r>
-        <w:rPr/>
-        <w:t>ListUsers → etiqueta para mostrar usuarios (&lt;dad2:listUsers/&gt;)🟢</w:t>
-      </w:r>
-    </w:p>
-    <w:p>
-      <w:pPr>
-        <w:pStyle w:val="Normal"/>
-        <w:numPr>
-          <w:ilvl w:val="0"/>
-          <w:numId w:val="1"/>
-        </w:numPr>
-        <w:rPr>
-          <w:b/>
-          <w:bCs/>
-        </w:rPr>
-      </w:pPr>
-      <w:r>
-        <w:rPr>
-          <w:b/>
-          <w:bCs/>
-        </w:rPr>
         <w:t>HACER BBDD CON SQL:</w:t>
       </w:r>
       <w:r>
-        <w:rPr/>
-        <w:t>🔴</w:t>
-      </w:r>
-    </w:p>
-    <w:p>
-      <w:pPr>
-        <w:pStyle w:val="Normal"/>
-        <w:numPr>
-          <w:ilvl w:val="1"/>
-          <w:numId w:val="1"/>
-        </w:numPr>
-        <w:rPr/>
-      </w:pPr>
-      <w:r>
-        <w:rPr/>
-        <w:t>No sé como hacerlo alv :U🔴</w:t>
-      </w:r>
-    </w:p>
+        <w:rPr>
+          <w:b/>
+          <w:bCs/>
+        </w:rPr>
+        <w:t xml:space="preserve"> </w:t>
+      </w:r>
+      <w:r>
+        <w:rPr>
+          <w:b/>
+          <w:bCs/>
+        </w:rPr>
+        <w:t>🟢</w:t>
+      </w:r>
+    </w:p>
+    <w:p>
+      <w:pPr>
+        <w:numPr>
+          <w:ilvl w:val="1"/>
+          <w:numId w:val="1"/>
+        </w:numPr>
+      </w:pPr>
+      <w:r>
+        <w:lastRenderedPageBreak/>
+        <w:t>Creado BBDD</w:t>
+      </w:r>
+      <w:r>
+        <w:rPr>
+          <w:b/>
+          <w:bCs/>
+        </w:rPr>
+        <w:t xml:space="preserve"> </w:t>
+      </w:r>
+      <w:r>
+        <w:rPr>
+          <w:b/>
+          <w:bCs/>
+        </w:rPr>
+        <w:t>🟢</w:t>
+      </w:r>
+    </w:p>
+    <w:p>
+      <w:pPr>
+        <w:numPr>
+          <w:ilvl w:val="1"/>
+          <w:numId w:val="1"/>
+        </w:numPr>
+      </w:pPr>
+      <w:r>
+        <w:t xml:space="preserve">SELECT de Usuarios </w:t>
+      </w:r>
+      <w:r>
+        <w:rPr>
+          <w:b/>
+          <w:bCs/>
+        </w:rPr>
+        <w:t>🟢</w:t>
+      </w:r>
+    </w:p>
+    <w:p>
+      <w:pPr>
+        <w:numPr>
+          <w:ilvl w:val="1"/>
+          <w:numId w:val="1"/>
+        </w:numPr>
+      </w:pPr>
+      <w:r>
+        <w:t xml:space="preserve">SELECT de Titulaciones </w:t>
+      </w:r>
+      <w:r>
+        <w:rPr>
+          <w:b/>
+          <w:bCs/>
+        </w:rPr>
+        <w:t>🟢</w:t>
+      </w:r>
+    </w:p>
+    <w:p>
+      <w:pPr>
+        <w:numPr>
+          <w:ilvl w:val="1"/>
+          <w:numId w:val="1"/>
+        </w:numPr>
+      </w:pPr>
+      <w:r>
+        <w:t>INSERT, MODIFY y DELETE de Usuarios</w:t>
+      </w:r>
+      <w:r>
+        <w:rPr>
+          <w:b/>
+          <w:bCs/>
+        </w:rPr>
+        <w:t xml:space="preserve"> </w:t>
+      </w:r>
+      <w:r>
+        <w:rPr>
+          <w:b/>
+          <w:bCs/>
+        </w:rPr>
+        <w:t>🟢</w:t>
+      </w:r>
+    </w:p>
+    <w:p>
+      <w:pPr>
+        <w:numPr>
+          <w:ilvl w:val="1"/>
+          <w:numId w:val="1"/>
+        </w:numPr>
+      </w:pPr>
+      <w:r>
+        <w:t xml:space="preserve">INSERT, MODIFY y DELETE de Titulaciones </w:t>
+      </w:r>
+      <w:r>
+        <w:rPr>
+          <w:b/>
+          <w:bCs/>
+        </w:rPr>
+        <w:t>🟢</w:t>
+      </w:r>
+    </w:p>
+    <w:p/>
     <w:sectPr>
-      <w:type w:val="nextPage"/>
       <w:pgSz w:w="11906" w:h="16838"/>
-      <w:pgMar w:left="1440" w:right="1440" w:gutter="0" w:header="0" w:top="1440" w:footer="0" w:bottom="1440"/>
-      <w:pgNumType w:start="1" w:fmt="decimal"/>
-      <w:formProt w:val="false"/>
-      <w:textDirection w:val="lrTb"/>
-      <w:docGrid w:type="default" w:linePitch="100" w:charSpace="4096"/>
+      <w:pgMar w:top="1440" w:right="1440" w:bottom="1440" w:left="1440" w:header="0" w:footer="0" w:gutter="0"/>
+      <w:pgNumType w:start="1"/>
+      <w:cols w:space="720"/>
+      <w:formProt w:val="0"/>
+      <w:docGrid w:linePitch="100" w:charSpace="4096"/>
     </w:sectPr>
   </w:body>
 </w:document>
 </file>
 
 <file path=word/numbering.xml><?xml version="1.0" encoding="utf-8"?>
-<w:numbering xmlns:w="http://schemas.openxmlformats.org/wordprocessingml/2006/main" xmlns:o="urn:schemas-microsoft-com:office:office" xmlns:r="http://schemas.openxmlformats.org/officeDocument/2006/relationships" xmlns:v="urn:schemas-microsoft-com:vml" xmlns:mc="http://schemas.openxmlformats.org/markup-compatibility/2006" xmlns:w14="http://schemas.microsoft.com/office/word/2010/wordml" mc:Ignorable="w14">
-  <w:abstractNum w:abstractNumId="1">
+<w:numbering xmlns:wpc="http://schemas.microsoft.com/office/word/2010/wordprocessingCanvas" xmlns:cx="http://schemas.microsoft.com/office/drawing/2014/chartex" xmlns:cx1="http://schemas.microsoft.com/office/drawing/2015/9/8/chartex" xmlns:cx2="http://schemas.microsoft.com/office/drawing/2015/10/21/chartex" xmlns:cx3="http://schemas.microsoft.com/office/drawing/2016/5/9/chartex" xmlns:cx4="http://schemas.microsoft.com/office/drawing/2016/5/10/chartex" xmlns:cx5="http://schemas.microsoft.com/office/drawing/2016/5/11/chartex" xmlns:cx6="http://schemas.microsoft.com/office/drawing/2016/5/12/chartex" xmlns:cx7="http://schemas.microsoft.com/office/drawing/2016/5/13/chartex" xmlns:cx8="http://schemas.microsoft.com/office/drawing/2016/5/14/chartex" xmlns:mc="http://schemas.openxmlformats.org/markup-compatibility/2006" xmlns:aink="http://schemas.microsoft.com/office/drawing/2016/ink" xmlns:am3d="http://schemas.microsoft.com/office/drawing/2017/model3d" xmlns:o="urn:schemas-microsoft-com:office:office" xmlns:oel="http://schemas.microsoft.com/office/2019/extlst" xmlns:r="http://schemas.openxmlformats.org/officeDocument/2006/relationships" xmlns:m="http://schemas.openxmlformats.org/officeDocument/2006/math" xmlns:v="urn:schemas-microsoft-com:vml" xmlns:wp14="http://schemas.microsoft.com/office/word/2010/wordprocessingDrawing" xmlns:wp="http://schemas.openxmlformats.org/drawingml/2006/wordprocessingDrawing" xmlns:w10="urn:schemas-microsoft-com:office:word" xmlns:w="http://schemas.openxmlformats.org/wordprocessingml/2006/main" xmlns:w14="http://schemas.microsoft.com/office/word/2010/wordml" xmlns:w15="http://schemas.microsoft.com/office/word/2012/wordml" xmlns:w16cex="http://schemas.microsoft.com/office/word/2018/wordml/cex" xmlns:w16cid="http://schemas.microsoft.com/office/word/2016/wordml/cid" xmlns:w16="http://schemas.microsoft.com/office/word/2018/wordml" xmlns:w16du="http://schemas.microsoft.com/office/word/2023/wordml/word16du" xmlns:w16sdtdh="http://schemas.microsoft.com/office/word/2020/wordml/sdtdatahash" xmlns:w16sdtfl="http://schemas.microsoft.com/office/word/2024/wordml/sdtformatlock" xmlns:w16se="http://schemas.microsoft.com/office/word/2015/wordml/symex" xmlns:wpg="http://schemas.microsoft.com/office/word/2010/wordprocessingGroup" xmlns:wpi="http://schemas.microsoft.com/office/word/2010/wordprocessingInk" xmlns:wne="http://schemas.microsoft.com/office/word/2006/wordml" xmlns:wps="http://schemas.microsoft.com/office/word/2010/wordprocessingShape" mc:Ignorable="w14 w15 w16se w16cid w16 w16cex w16sdtdh w16sdtfl w16du wp14">
+  <w:abstractNum w:abstractNumId="0" w15:restartNumberingAfterBreak="0">
+    <w:nsid w:val="3FD46966"/>
+    <w:multiLevelType w:val="multilevel"/>
+    <w:tmpl w:val="2116916E"/>
     <w:lvl w:ilvl="0">
       <w:start w:val="1"/>
       <w:numFmt w:val="decimal"/>
@@ -727,7 +1166,10 @@
       </w:rPr>
     </w:lvl>
   </w:abstractNum>
-  <w:abstractNum w:abstractNumId="2">
+  <w:abstractNum w:abstractNumId="1" w15:restartNumberingAfterBreak="0">
+    <w:nsid w:val="52996CFD"/>
+    <w:multiLevelType w:val="multilevel"/>
+    <w:tmpl w:val="0B00476C"/>
     <w:lvl w:ilvl="0">
       <w:start w:val="1"/>
       <w:numFmt w:val="none"/>
@@ -738,7 +1180,7 @@
         <w:tabs>
           <w:tab w:val="num" w:pos="0"/>
         </w:tabs>
-        <w:ind w:left="0" w:hanging="0"/>
+        <w:ind w:left="0" w:firstLine="0"/>
       </w:pPr>
     </w:lvl>
     <w:lvl w:ilvl="1">
@@ -751,7 +1193,7 @@
         <w:tabs>
           <w:tab w:val="num" w:pos="0"/>
         </w:tabs>
-        <w:ind w:left="0" w:hanging="0"/>
+        <w:ind w:left="0" w:firstLine="0"/>
       </w:pPr>
     </w:lvl>
     <w:lvl w:ilvl="2">
@@ -764,7 +1206,7 @@
         <w:tabs>
           <w:tab w:val="num" w:pos="0"/>
         </w:tabs>
-        <w:ind w:left="0" w:hanging="0"/>
+        <w:ind w:left="0" w:firstLine="0"/>
       </w:pPr>
     </w:lvl>
     <w:lvl w:ilvl="3">
@@ -777,7 +1219,7 @@
         <w:tabs>
           <w:tab w:val="num" w:pos="0"/>
         </w:tabs>
-        <w:ind w:left="0" w:hanging="0"/>
+        <w:ind w:left="0" w:firstLine="0"/>
       </w:pPr>
     </w:lvl>
     <w:lvl w:ilvl="4">
@@ -790,7 +1232,7 @@
         <w:tabs>
           <w:tab w:val="num" w:pos="0"/>
         </w:tabs>
-        <w:ind w:left="0" w:hanging="0"/>
+        <w:ind w:left="0" w:firstLine="0"/>
       </w:pPr>
     </w:lvl>
     <w:lvl w:ilvl="5">
@@ -803,7 +1245,7 @@
         <w:tabs>
           <w:tab w:val="num" w:pos="0"/>
         </w:tabs>
-        <w:ind w:left="0" w:hanging="0"/>
+        <w:ind w:left="0" w:firstLine="0"/>
       </w:pPr>
     </w:lvl>
     <w:lvl w:ilvl="6">
@@ -816,7 +1258,7 @@
         <w:tabs>
           <w:tab w:val="num" w:pos="0"/>
         </w:tabs>
-        <w:ind w:left="0" w:hanging="0"/>
+        <w:ind w:left="0" w:firstLine="0"/>
       </w:pPr>
     </w:lvl>
     <w:lvl w:ilvl="7">
@@ -829,7 +1271,7 @@
         <w:tabs>
           <w:tab w:val="num" w:pos="0"/>
         </w:tabs>
-        <w:ind w:left="0" w:hanging="0"/>
+        <w:ind w:left="0" w:firstLine="0"/>
       </w:pPr>
     </w:lvl>
     <w:lvl w:ilvl="8">
@@ -842,25 +1284,25 @@
         <w:tabs>
           <w:tab w:val="num" w:pos="0"/>
         </w:tabs>
-        <w:ind w:left="0" w:hanging="0"/>
+        <w:ind w:left="0" w:firstLine="0"/>
       </w:pPr>
     </w:lvl>
   </w:abstractNum>
-  <w:num w:numId="1">
+  <w:num w:numId="1" w16cid:durableId="1696535456">
+    <w:abstractNumId w:val="0"/>
+  </w:num>
+  <w:num w:numId="2" w16cid:durableId="1690371386">
     <w:abstractNumId w:val="1"/>
-  </w:num>
-  <w:num w:numId="2">
-    <w:abstractNumId w:val="2"/>
   </w:num>
 </w:numbering>
 </file>
 
 <file path=word/styles.xml><?xml version="1.0" encoding="utf-8"?>
-<w:styles xmlns:w="http://schemas.openxmlformats.org/wordprocessingml/2006/main" xmlns:w14="http://schemas.microsoft.com/office/word/2010/wordml" xmlns:mc="http://schemas.openxmlformats.org/markup-compatibility/2006" mc:Ignorable="w14">
+<w:styles xmlns:mc="http://schemas.openxmlformats.org/markup-compatibility/2006" xmlns:r="http://schemas.openxmlformats.org/officeDocument/2006/relationships" xmlns:w="http://schemas.openxmlformats.org/wordprocessingml/2006/main" xmlns:w14="http://schemas.microsoft.com/office/word/2010/wordml" xmlns:w15="http://schemas.microsoft.com/office/word/2012/wordml" xmlns:w16cex="http://schemas.microsoft.com/office/word/2018/wordml/cex" xmlns:w16cid="http://schemas.microsoft.com/office/word/2016/wordml/cid" xmlns:w16="http://schemas.microsoft.com/office/word/2018/wordml" xmlns:w16du="http://schemas.microsoft.com/office/word/2023/wordml/word16du" xmlns:w16sdtdh="http://schemas.microsoft.com/office/word/2020/wordml/sdtdatahash" xmlns:w16sdtfl="http://schemas.microsoft.com/office/word/2024/wordml/sdtformatlock" xmlns:w16se="http://schemas.microsoft.com/office/word/2015/wordml/symex" mc:Ignorable="w14 w15 w16se w16cid w16 w16cex w16sdtdh w16sdtfl w16du">
   <w:docDefaults>
     <w:rPrDefault>
       <w:rPr>
-        <w:rFonts w:ascii="Arial" w:hAnsi="Arial" w:eastAsia="Arial" w:cs="Arial"/>
+        <w:rFonts w:ascii="Arial" w:eastAsia="Arial" w:hAnsi="Arial" w:cs="Arial"/>
         <w:sz w:val="22"/>
         <w:szCs w:val="22"/>
         <w:lang w:val="es-ES" w:eastAsia="es-ES" w:bidi="ar-SA"/>
@@ -868,21 +1310,21 @@
     </w:rPrDefault>
     <w:pPrDefault>
       <w:pPr>
-        <w:suppressAutoHyphens w:val="true"/>
+        <w:suppressAutoHyphens/>
       </w:pPr>
     </w:pPrDefault>
   </w:docDefaults>
   <w:latentStyles w:defLockedState="0" w:defUIPriority="99" w:defSemiHidden="0" w:defUnhideWhenUsed="0" w:defQFormat="0" w:count="376">
     <w:lsdException w:name="Normal" w:uiPriority="0" w:qFormat="1"/>
     <w:lsdException w:name="heading 1" w:uiPriority="9" w:qFormat="1"/>
-    <w:lsdException w:name="heading 2" w:uiPriority="9" w:semiHidden="1" w:unhideWhenUsed="1" w:qFormat="1"/>
-    <w:lsdException w:name="heading 3" w:uiPriority="9" w:semiHidden="1" w:unhideWhenUsed="1" w:qFormat="1"/>
-    <w:lsdException w:name="heading 4" w:uiPriority="9" w:semiHidden="1" w:unhideWhenUsed="1" w:qFormat="1"/>
-    <w:lsdException w:name="heading 5" w:uiPriority="9" w:semiHidden="1" w:unhideWhenUsed="1" w:qFormat="1"/>
-    <w:lsdException w:name="heading 6" w:uiPriority="9" w:semiHidden="1" w:unhideWhenUsed="1" w:qFormat="1"/>
-    <w:lsdException w:name="heading 7" w:uiPriority="9" w:semiHidden="1" w:unhideWhenUsed="1" w:qFormat="1"/>
-    <w:lsdException w:name="heading 8" w:uiPriority="9" w:semiHidden="1" w:unhideWhenUsed="1" w:qFormat="1"/>
-    <w:lsdException w:name="heading 9" w:uiPriority="9" w:semiHidden="1" w:unhideWhenUsed="1" w:qFormat="1"/>
+    <w:lsdException w:name="heading 2" w:semiHidden="1" w:uiPriority="9" w:unhideWhenUsed="1" w:qFormat="1"/>
+    <w:lsdException w:name="heading 3" w:semiHidden="1" w:uiPriority="9" w:unhideWhenUsed="1" w:qFormat="1"/>
+    <w:lsdException w:name="heading 4" w:semiHidden="1" w:uiPriority="9" w:unhideWhenUsed="1" w:qFormat="1"/>
+    <w:lsdException w:name="heading 5" w:semiHidden="1" w:uiPriority="9" w:unhideWhenUsed="1" w:qFormat="1"/>
+    <w:lsdException w:name="heading 6" w:semiHidden="1" w:uiPriority="9" w:unhideWhenUsed="1" w:qFormat="1"/>
+    <w:lsdException w:name="heading 7" w:semiHidden="1" w:uiPriority="9" w:unhideWhenUsed="1" w:qFormat="1"/>
+    <w:lsdException w:name="heading 8" w:semiHidden="1" w:uiPriority="9" w:unhideWhenUsed="1" w:qFormat="1"/>
+    <w:lsdException w:name="heading 9" w:semiHidden="1" w:uiPriority="9" w:unhideWhenUsed="1" w:qFormat="1"/>
     <w:lsdException w:name="index 1" w:semiHidden="1" w:unhideWhenUsed="1"/>
     <w:lsdException w:name="index 2" w:semiHidden="1" w:unhideWhenUsed="1"/>
     <w:lsdException w:name="index 3" w:semiHidden="1" w:unhideWhenUsed="1"/>
@@ -892,22 +1334,22 @@
     <w:lsdException w:name="index 7" w:semiHidden="1" w:unhideWhenUsed="1"/>
     <w:lsdException w:name="index 8" w:semiHidden="1" w:unhideWhenUsed="1"/>
     <w:lsdException w:name="index 9" w:semiHidden="1" w:unhideWhenUsed="1"/>
-    <w:lsdException w:name="toc 1" w:uiPriority="39" w:semiHidden="1" w:unhideWhenUsed="1"/>
-    <w:lsdException w:name="toc 2" w:uiPriority="39" w:semiHidden="1" w:unhideWhenUsed="1"/>
-    <w:lsdException w:name="toc 3" w:uiPriority="39" w:semiHidden="1" w:unhideWhenUsed="1"/>
-    <w:lsdException w:name="toc 4" w:uiPriority="39" w:semiHidden="1" w:unhideWhenUsed="1"/>
-    <w:lsdException w:name="toc 5" w:uiPriority="39" w:semiHidden="1" w:unhideWhenUsed="1"/>
-    <w:lsdException w:name="toc 6" w:uiPriority="39" w:semiHidden="1" w:unhideWhenUsed="1"/>
-    <w:lsdException w:name="toc 7" w:uiPriority="39" w:semiHidden="1" w:unhideWhenUsed="1"/>
-    <w:lsdException w:name="toc 8" w:uiPriority="39" w:semiHidden="1" w:unhideWhenUsed="1"/>
-    <w:lsdException w:name="toc 9" w:uiPriority="39" w:semiHidden="1" w:unhideWhenUsed="1"/>
+    <w:lsdException w:name="toc 1" w:semiHidden="1" w:uiPriority="39" w:unhideWhenUsed="1"/>
+    <w:lsdException w:name="toc 2" w:semiHidden="1" w:uiPriority="39" w:unhideWhenUsed="1"/>
+    <w:lsdException w:name="toc 3" w:semiHidden="1" w:uiPriority="39" w:unhideWhenUsed="1"/>
+    <w:lsdException w:name="toc 4" w:semiHidden="1" w:uiPriority="39" w:unhideWhenUsed="1"/>
+    <w:lsdException w:name="toc 5" w:semiHidden="1" w:uiPriority="39" w:unhideWhenUsed="1"/>
+    <w:lsdException w:name="toc 6" w:semiHidden="1" w:uiPriority="39" w:unhideWhenUsed="1"/>
+    <w:lsdException w:name="toc 7" w:semiHidden="1" w:uiPriority="39" w:unhideWhenUsed="1"/>
+    <w:lsdException w:name="toc 8" w:semiHidden="1" w:uiPriority="39" w:unhideWhenUsed="1"/>
+    <w:lsdException w:name="toc 9" w:semiHidden="1" w:uiPriority="39" w:unhideWhenUsed="1"/>
     <w:lsdException w:name="Normal Indent" w:semiHidden="1" w:unhideWhenUsed="1"/>
     <w:lsdException w:name="footnote text" w:semiHidden="1" w:unhideWhenUsed="1"/>
     <w:lsdException w:name="annotation text" w:semiHidden="1" w:unhideWhenUsed="1"/>
     <w:lsdException w:name="header" w:semiHidden="1" w:unhideWhenUsed="1"/>
     <w:lsdException w:name="footer" w:semiHidden="1" w:unhideWhenUsed="1"/>
     <w:lsdException w:name="index heading" w:semiHidden="1" w:unhideWhenUsed="1"/>
-    <w:lsdException w:name="caption" w:uiPriority="35" w:semiHidden="1" w:unhideWhenUsed="1" w:qFormat="1"/>
+    <w:lsdException w:name="caption" w:semiHidden="1" w:uiPriority="35" w:unhideWhenUsed="1" w:qFormat="1"/>
     <w:lsdException w:name="table of figures" w:semiHidden="1" w:unhideWhenUsed="1"/>
     <w:lsdException w:name="envelope address" w:semiHidden="1" w:unhideWhenUsed="1"/>
     <w:lsdException w:name="envelope return" w:semiHidden="1" w:unhideWhenUsed="1"/>
@@ -938,7 +1380,7 @@
     <w:lsdException w:name="Title" w:uiPriority="10" w:qFormat="1"/>
     <w:lsdException w:name="Closing" w:semiHidden="1" w:unhideWhenUsed="1"/>
     <w:lsdException w:name="Signature" w:semiHidden="1" w:unhideWhenUsed="1"/>
-    <w:lsdException w:name="Default Paragraph Font" w:uiPriority="1" w:semiHidden="1" w:unhideWhenUsed="1"/>
+    <w:lsdException w:name="Default Paragraph Font" w:semiHidden="1" w:uiPriority="1" w:unhideWhenUsed="1"/>
     <w:lsdException w:name="Body Text" w:semiHidden="1" w:unhideWhenUsed="1"/>
     <w:lsdException w:name="Body Text Indent" w:semiHidden="1" w:unhideWhenUsed="1"/>
     <w:lsdException w:name="List Continue" w:semiHidden="1" w:unhideWhenUsed="1"/>
@@ -1138,8 +1580,8 @@
     <w:lsdException w:name="Subtle Reference" w:uiPriority="31" w:qFormat="1"/>
     <w:lsdException w:name="Intense Reference" w:uiPriority="32" w:qFormat="1"/>
     <w:lsdException w:name="Book Title" w:uiPriority="33" w:qFormat="1"/>
-    <w:lsdException w:name="Bibliography" w:uiPriority="37" w:semiHidden="1" w:unhideWhenUsed="1"/>
-    <w:lsdException w:name="TOC Heading" w:uiPriority="39" w:semiHidden="1" w:unhideWhenUsed="1" w:qFormat="1"/>
+    <w:lsdException w:name="Bibliography" w:semiHidden="1" w:uiPriority="37" w:unhideWhenUsed="1"/>
+    <w:lsdException w:name="TOC Heading" w:semiHidden="1" w:uiPriority="39" w:unhideWhenUsed="1" w:qFormat="1"/>
     <w:lsdException w:name="Plain Table 1" w:uiPriority="41"/>
     <w:lsdException w:name="Plain Table 2" w:uiPriority="42"/>
     <w:lsdException w:name="Plain Table 3" w:uiPriority="43"/>
@@ -1250,32 +1692,21 @@
     <w:lsdException w:name="Unresolved Mention" w:semiHidden="1" w:unhideWhenUsed="1"/>
     <w:lsdException w:name="Smart Link" w:semiHidden="1" w:unhideWhenUsed="1"/>
   </w:latentStyles>
-  <w:style w:type="paragraph" w:styleId="Normal" w:default="1">
+  <w:style w:type="paragraph" w:default="1" w:styleId="Normal">
     <w:name w:val="Normal"/>
     <w:qFormat/>
     <w:pPr>
-      <w:widowControl/>
-      <w:bidi w:val="0"/>
-      <w:spacing w:lineRule="auto" w:line="276" w:before="0" w:after="0"/>
-      <w:jc w:val="left"/>
+      <w:spacing w:line="276" w:lineRule="auto"/>
     </w:pPr>
-    <w:rPr>
-      <w:rFonts w:ascii="Arial" w:hAnsi="Arial" w:eastAsia="Arial" w:cs="Arial"/>
-      <w:color w:val="auto"/>
-      <w:kern w:val="0"/>
-      <w:sz w:val="22"/>
-      <w:szCs w:val="22"/>
-      <w:lang w:val="es-ES" w:eastAsia="es-ES" w:bidi="ar-SA"/>
-    </w:rPr>
   </w:style>
-  <w:style w:type="paragraph" w:styleId="Heading1">
-    <w:name w:val="Heading 1"/>
+  <w:style w:type="paragraph" w:styleId="Ttulo1">
+    <w:name w:val="heading 1"/>
     <w:basedOn w:val="Normal"/>
     <w:next w:val="Normal"/>
     <w:uiPriority w:val="9"/>
     <w:qFormat/>
     <w:pPr>
-      <w:keepNext w:val="true"/>
+      <w:keepNext/>
       <w:keepLines/>
       <w:spacing w:before="400" w:after="120"/>
       <w:outlineLvl w:val="0"/>
@@ -1285,8 +1716,8 @@
       <w:szCs w:val="40"/>
     </w:rPr>
   </w:style>
-  <w:style w:type="paragraph" w:styleId="Heading2">
-    <w:name w:val="Heading 2"/>
+  <w:style w:type="paragraph" w:styleId="Ttulo2">
+    <w:name w:val="heading 2"/>
     <w:basedOn w:val="Normal"/>
     <w:next w:val="Normal"/>
     <w:uiPriority w:val="9"/>
@@ -1294,7 +1725,7 @@
     <w:unhideWhenUsed/>
     <w:qFormat/>
     <w:pPr>
-      <w:keepNext w:val="true"/>
+      <w:keepNext/>
       <w:keepLines/>
       <w:spacing w:before="360" w:after="120"/>
       <w:outlineLvl w:val="1"/>
@@ -1304,8 +1735,8 @@
       <w:szCs w:val="32"/>
     </w:rPr>
   </w:style>
-  <w:style w:type="paragraph" w:styleId="Heading3">
-    <w:name w:val="Heading 3"/>
+  <w:style w:type="paragraph" w:styleId="Ttulo3">
+    <w:name w:val="heading 3"/>
     <w:basedOn w:val="Normal"/>
     <w:next w:val="Normal"/>
     <w:uiPriority w:val="9"/>
@@ -1313,7 +1744,7 @@
     <w:unhideWhenUsed/>
     <w:qFormat/>
     <w:pPr>
-      <w:keepNext w:val="true"/>
+      <w:keepNext/>
       <w:keepLines/>
       <w:spacing w:before="320" w:after="80"/>
       <w:outlineLvl w:val="2"/>
@@ -1324,8 +1755,8 @@
       <w:szCs w:val="28"/>
     </w:rPr>
   </w:style>
-  <w:style w:type="paragraph" w:styleId="Heading4">
-    <w:name w:val="Heading 4"/>
+  <w:style w:type="paragraph" w:styleId="Ttulo4">
+    <w:name w:val="heading 4"/>
     <w:basedOn w:val="Normal"/>
     <w:next w:val="Normal"/>
     <w:uiPriority w:val="9"/>
@@ -1333,7 +1764,7 @@
     <w:unhideWhenUsed/>
     <w:qFormat/>
     <w:pPr>
-      <w:keepNext w:val="true"/>
+      <w:keepNext/>
       <w:keepLines/>
       <w:spacing w:before="280" w:after="80"/>
       <w:outlineLvl w:val="3"/>
@@ -1344,8 +1775,8 @@
       <w:szCs w:val="24"/>
     </w:rPr>
   </w:style>
-  <w:style w:type="paragraph" w:styleId="Heading5">
-    <w:name w:val="Heading 5"/>
+  <w:style w:type="paragraph" w:styleId="Ttulo5">
+    <w:name w:val="heading 5"/>
     <w:basedOn w:val="Normal"/>
     <w:next w:val="Normal"/>
     <w:uiPriority w:val="9"/>
@@ -1353,7 +1784,7 @@
     <w:unhideWhenUsed/>
     <w:qFormat/>
     <w:pPr>
-      <w:keepNext w:val="true"/>
+      <w:keepNext/>
       <w:keepLines/>
       <w:spacing w:before="240" w:after="80"/>
       <w:outlineLvl w:val="4"/>
@@ -1362,8 +1793,8 @@
       <w:color w:val="666666"/>
     </w:rPr>
   </w:style>
-  <w:style w:type="paragraph" w:styleId="Heading6">
-    <w:name w:val="Heading 6"/>
+  <w:style w:type="paragraph" w:styleId="Ttulo6">
+    <w:name w:val="heading 6"/>
     <w:basedOn w:val="Normal"/>
     <w:next w:val="Normal"/>
     <w:uiPriority w:val="9"/>
@@ -1371,7 +1802,7 @@
     <w:unhideWhenUsed/>
     <w:qFormat/>
     <w:pPr>
-      <w:keepNext w:val="true"/>
+      <w:keepNext/>
       <w:keepLines/>
       <w:spacing w:before="240" w:after="80"/>
       <w:outlineLvl w:val="5"/>
@@ -1382,47 +1813,65 @@
       <w:color w:val="666666"/>
     </w:rPr>
   </w:style>
-  <w:style w:type="character" w:styleId="DefaultParagraphFont" w:default="1">
+  <w:style w:type="character" w:default="1" w:styleId="Fuentedeprrafopredeter">
     <w:name w:val="Default Paragraph Font"/>
     <w:uiPriority w:val="1"/>
     <w:semiHidden/>
     <w:unhideWhenUsed/>
-    <w:qFormat/>
-    <w:rPr/>
+  </w:style>
+  <w:style w:type="table" w:default="1" w:styleId="Tablanormal">
+    <w:name w:val="Normal Table"/>
+    <w:uiPriority w:val="99"/>
+    <w:semiHidden/>
+    <w:unhideWhenUsed/>
+    <w:tblPr>
+      <w:tblInd w:w="0" w:type="dxa"/>
+      <w:tblCellMar>
+        <w:top w:w="0" w:type="dxa"/>
+        <w:left w:w="108" w:type="dxa"/>
+        <w:bottom w:w="0" w:type="dxa"/>
+        <w:right w:w="108" w:type="dxa"/>
+      </w:tblCellMar>
+    </w:tblPr>
+  </w:style>
+  <w:style w:type="numbering" w:default="1" w:styleId="Sinlista">
+    <w:name w:val="No List"/>
+    <w:uiPriority w:val="99"/>
+    <w:semiHidden/>
+    <w:unhideWhenUsed/>
   </w:style>
   <w:style w:type="paragraph" w:styleId="Ttulo">
-    <w:name w:val="Título"/>
+    <w:name w:val="Title"/>
     <w:basedOn w:val="Normal"/>
-    <w:next w:val="BodyText"/>
+    <w:next w:val="Textoindependiente"/>
+    <w:uiPriority w:val="10"/>
     <w:qFormat/>
     <w:pPr>
-      <w:keepNext w:val="true"/>
-      <w:spacing w:before="240" w:after="120"/>
+      <w:keepNext/>
+      <w:keepLines/>
+      <w:spacing w:after="60"/>
     </w:pPr>
     <w:rPr>
-      <w:rFonts w:ascii="Liberation Sans" w:hAnsi="Liberation Sans" w:eastAsia="Noto Sans CJK SC" w:cs="Noto Sans Devanagari"/>
-      <w:sz w:val="28"/>
-      <w:szCs w:val="28"/>
+      <w:sz w:val="52"/>
+      <w:szCs w:val="52"/>
     </w:rPr>
   </w:style>
-  <w:style w:type="paragraph" w:styleId="BodyText">
+  <w:style w:type="paragraph" w:styleId="Textoindependiente">
     <w:name w:val="Body Text"/>
     <w:basedOn w:val="Normal"/>
     <w:pPr>
-      <w:spacing w:lineRule="auto" w:line="276" w:before="0" w:after="140"/>
+      <w:spacing w:after="140"/>
     </w:pPr>
-    <w:rPr/>
   </w:style>
-  <w:style w:type="paragraph" w:styleId="List">
+  <w:style w:type="paragraph" w:styleId="Lista">
     <w:name w:val="List"/>
-    <w:basedOn w:val="BodyText"/>
-    <w:pPr/>
+    <w:basedOn w:val="Textoindependiente"/>
     <w:rPr>
       <w:rFonts w:cs="Noto Sans Devanagari"/>
     </w:rPr>
   </w:style>
-  <w:style w:type="paragraph" w:styleId="Caption">
-    <w:name w:val="Caption"/>
+  <w:style w:type="paragraph" w:styleId="Descripcin">
+    <w:name w:val="caption"/>
     <w:basedOn w:val="Normal"/>
     <w:qFormat/>
     <w:pPr>
@@ -1437,7 +1886,7 @@
       <w:szCs w:val="24"/>
     </w:rPr>
   </w:style>
-  <w:style w:type="paragraph" w:styleId="ndice">
+  <w:style w:type="paragraph" w:customStyle="1" w:styleId="ndice">
     <w:name w:val="Índice"/>
     <w:basedOn w:val="Normal"/>
     <w:qFormat/>
@@ -1448,32 +1897,16 @@
       <w:rFonts w:cs="Noto Sans Devanagari"/>
     </w:rPr>
   </w:style>
-  <w:style w:type="paragraph" w:styleId="Title">
-    <w:name w:val="Title"/>
-    <w:basedOn w:val="Normal"/>
-    <w:next w:val="Normal"/>
-    <w:uiPriority w:val="10"/>
-    <w:qFormat/>
-    <w:pPr>
-      <w:keepNext w:val="true"/>
-      <w:keepLines/>
-      <w:spacing w:before="0" w:after="60"/>
-    </w:pPr>
-    <w:rPr>
-      <w:sz w:val="52"/>
-      <w:szCs w:val="52"/>
-    </w:rPr>
-  </w:style>
-  <w:style w:type="paragraph" w:styleId="Subtitle">
+  <w:style w:type="paragraph" w:styleId="Subttulo">
     <w:name w:val="Subtitle"/>
     <w:basedOn w:val="Normal"/>
     <w:next w:val="Normal"/>
     <w:uiPriority w:val="11"/>
     <w:qFormat/>
     <w:pPr>
-      <w:keepNext w:val="true"/>
+      <w:keepNext/>
       <w:keepLines/>
-      <w:spacing w:before="0" w:after="320"/>
+      <w:spacing w:after="320"/>
     </w:pPr>
     <w:rPr>
       <w:color w:val="666666"/>
@@ -1481,26 +1914,12 @@
       <w:szCs w:val="30"/>
     </w:rPr>
   </w:style>
-  <w:style w:type="numbering" w:styleId="Ningunalista" w:default="1">
+  <w:style w:type="numbering" w:customStyle="1" w:styleId="Ningunalista">
     <w:name w:val="Ninguna lista"/>
     <w:uiPriority w:val="99"/>
     <w:semiHidden/>
     <w:unhideWhenUsed/>
     <w:qFormat/>
-  </w:style>
-  <w:style w:type="table" w:default="1" w:styleId="Tablanormal">
-    <w:name w:val="Normal Table"/>
-    <w:uiPriority w:val="99"/>
-    <w:semiHidden/>
-    <w:unhideWhenUsed/>
-    <w:tblPr>
-      <w:tblCellMar>
-        <w:top w:w="0" w:type="dxa"/>
-        <w:left w:w="108" w:type="dxa"/>
-        <w:bottom w:w="0" w:type="dxa"/>
-        <w:right w:w="108" w:type="dxa"/>
-      </w:tblCellMar>
-    </w:tblPr>
   </w:style>
   <w:style w:type="table" w:customStyle="1" w:styleId="TableNormal">
     <w:name w:val="TableNormal"/>
@@ -1517,41 +1936,41 @@
 </file>
 
 <file path=word/theme/theme1.xml><?xml version="1.0" encoding="utf-8"?>
-<a:theme xmlns:a="http://schemas.openxmlformats.org/drawingml/2006/main" xmlns:r="http://schemas.openxmlformats.org/officeDocument/2006/relationships" name="Office Theme">
+<a:theme xmlns:a="http://schemas.openxmlformats.org/drawingml/2006/main" name="Office Theme">
   <a:themeElements>
     <a:clrScheme name="Office">
       <a:dk1>
         <a:srgbClr val="000000"/>
       </a:dk1>
       <a:lt1>
-        <a:srgbClr val="ffffff"/>
+        <a:srgbClr val="FFFFFF"/>
       </a:lt1>
       <a:dk2>
-        <a:srgbClr val="1f497d"/>
+        <a:srgbClr val="1F497D"/>
       </a:dk2>
       <a:lt2>
-        <a:srgbClr val="eeece1"/>
+        <a:srgbClr val="EEECE1"/>
       </a:lt2>
       <a:accent1>
-        <a:srgbClr val="4f81bd"/>
+        <a:srgbClr val="4F81BD"/>
       </a:accent1>
       <a:accent2>
-        <a:srgbClr val="c0504d"/>
+        <a:srgbClr val="C0504D"/>
       </a:accent2>
       <a:accent3>
-        <a:srgbClr val="9bbb59"/>
+        <a:srgbClr val="9BBB59"/>
       </a:accent3>
       <a:accent4>
-        <a:srgbClr val="8064a2"/>
+        <a:srgbClr val="8064A2"/>
       </a:accent4>
       <a:accent5>
-        <a:srgbClr val="4bacc6"/>
+        <a:srgbClr val="4BACC6"/>
       </a:accent5>
       <a:accent6>
-        <a:srgbClr val="f79646"/>
+        <a:srgbClr val="F79646"/>
       </a:accent6>
       <a:hlink>
-        <a:srgbClr val="0000ff"/>
+        <a:srgbClr val="0000FF"/>
       </a:hlink>
       <a:folHlink>
         <a:srgbClr val="800080"/>
@@ -1559,12 +1978,12 @@
     </a:clrScheme>
     <a:fontScheme name="Office">
       <a:majorFont>
-        <a:latin typeface="Calibri" pitchFamily="0" charset="1"/>
+        <a:latin typeface="Calibri"/>
         <a:ea typeface=""/>
         <a:cs typeface=""/>
       </a:majorFont>
       <a:minorFont>
-        <a:latin typeface="Cambria" pitchFamily="0" charset="1"/>
+        <a:latin typeface="Cambria"/>
         <a:ea typeface=""/>
         <a:cs typeface=""/>
       </a:minorFont>
@@ -1593,7 +2012,7 @@
             </a:gs>
           </a:gsLst>
           <a:lin ang="16200000" scaled="1"/>
-          <a:tileRect l="0" t="0" r="0" b="0"/>
+          <a:tileRect/>
         </a:gradFill>
         <a:gradFill>
           <a:gsLst>
@@ -1611,7 +2030,7 @@
             </a:gs>
           </a:gsLst>
           <a:lin ang="16200000" scaled="0"/>
-          <a:tileRect l="0" t="0" r="0" b="0"/>
+          <a:tileRect/>
         </a:gradFill>
       </a:fillStyleLst>
       <a:lnStyleLst>
@@ -1662,7 +2081,7 @@
           <a:path path="circle">
             <a:fillToRect l="50000" t="-80000" r="50000" b="180000"/>
           </a:path>
-          <a:tileRect l="0" t="0" r="0" b="0"/>
+          <a:tileRect/>
         </a:gradFill>
         <a:gradFill>
           <a:gsLst>
@@ -1680,10 +2099,12 @@
           <a:path path="circle">
             <a:fillToRect l="50000" t="50000" r="50000" b="50000"/>
           </a:path>
-          <a:tileRect l="0" t="0" r="0" b="0"/>
+          <a:tileRect/>
         </a:gradFill>
       </a:bgFillStyleLst>
     </a:fmtScheme>
   </a:themeElements>
+  <a:objectDefaults/>
+  <a:extraClrSchemeLst/>
 </a:theme>
 </file>